--- a/CSIS290_Hunting_Game_Project_Proposal.docx
+++ b/CSIS290_Hunting_Game_Project_Proposal.docx
@@ -713,7 +713,7 @@
           <w:i w:val="0"/>
           <w:sz w:val="24"/>
         </w:rPr>
-        <w:t>Wildlife types: common birds, less common medium animals, rare large animals.</w:t>
+        <w:t>Wildlife with Species, Size, and Rarity (e.g. common small birds, medium deer, rare large animals, one legendary hunt).</w:t>
       </w:r>
     </w:p>
     <w:p>
@@ -1256,9 +1256,741 @@
           <w:i w:val="0"/>
           <w:sz w:val="24"/>
         </w:rPr>
-        <w:t>The game is one Unity scene: a wildlife map, trees, a trader camp, and a player. The Player object keeps the Character Controller, camera, PlayerMove, and PlayerShoot from the prototype, and adds PlayerHealth and Inventory. Animals are typed (Bird, Medium, RareLarge) with spawn weights, loot tables, and a night attack behaviour when no campfire is active. DayNightCycle drives lighting. Campfire is a placeable object that consumes wood and creates a safe radius at night. Trees require a pickaxe in inventory before they give wood. The Trader is a trigger zone with a simple buy/sell UI and can act as a rival for the legendary animal. Special scripts handle bird scatter, meat timers, cooking, tracks, overhunting, and crouch detection.</w:t>
+        <w:t>The game is one Unity scene: a wildlife map, trees, a trader camp, and a player. The Player object keeps the Character Controller, camera, PlayerMove, and PlayerShoot from the prototype, and adds PlayerHealth and Inventory. Each wildlife entity has Species, Size, and Rarity (not a single combined type name). Spawn weights, loot tables, and night threat scale from those fields—for example a rare large bear is Large size plus Rare or Legendary rarity, not a separate “RareLarge” enum. DayNightCycle drives lighting. Campfire is a placeable object that consumes wood and creates a safe radius at night. Trees require a pickaxe in inventory before they give wood. The Trader is a trigger zone with a simple buy/sell UI and can act as a rival for the legendary animal. Special scripts handle bird scatter, meat timers, cooking, tracks, overhunting, and crouch detection.</w:t>
       </w:r>
     </w:p>
+    <w:p>
+      <w:pPr>
+        <w:spacing w:before="160" w:after="80"/>
+      </w:pPr>
+      <w:r>
+        <w:rPr>
+          <w:rFonts w:ascii="Times New Roman" w:hAnsi="Times New Roman" w:eastAsia="Times New Roman"/>
+          <w:b/>
+          <w:i w:val="0"/>
+          <w:color w:val="1F3A5F"/>
+          <w:sz w:val="24"/>
+        </w:rPr>
+        <w:t>Wildlife attributes (data model)</w:t>
+      </w:r>
+    </w:p>
+    <w:p>
+      <w:pPr>
+        <w:spacing w:after="160" w:before="0" w:line="276" w:lineRule="auto"/>
+        <w:ind w:firstLine="567"/>
+        <w:jc w:val="both"/>
+      </w:pPr>
+      <w:r>
+        <w:rPr>
+          <w:rFonts w:ascii="Times New Roman" w:hAnsi="Times New Roman" w:eastAsia="Times New Roman"/>
+          <w:b w:val="0"/>
+          <w:i w:val="0"/>
+          <w:sz w:val="24"/>
+        </w:rPr>
+        <w:t>Wildlife is not stored as one flat label such as “RareLarge.” Each animal uses three independent properties so combinations stay flexible without new types for every mix. Species is the kind of animal (Bird, Deer, Bear, and similar). Size is Small, Medium, or Large and drives health, threat, and loot amount. Rarity is Common, Uncommon, Rare, or Legendary and drives spawn weight and trade value. The Animal component reads these fields (or a ScriptableObject row) to set spawn rules, drops, and AI reactions.</w:t>
+      </w:r>
+    </w:p>
+    <w:tbl>
+      <w:tblPr>
+        <w:tblW w:type="auto" w:w="0"/>
+        <w:jc w:val="center"/>
+        <w:tblLook w:firstColumn="1" w:firstRow="1" w:lastColumn="0" w:lastRow="0" w:noHBand="0" w:noVBand="1" w:val="04A0"/>
+      </w:tblPr>
+      <w:tblGrid>
+        <w:gridCol w:w="2379"/>
+        <w:gridCol w:w="2379"/>
+        <w:gridCol w:w="2379"/>
+        <w:gridCol w:w="2379"/>
+      </w:tblGrid>
+      <w:tr>
+        <w:tc>
+          <w:tcPr>
+            <w:tcW w:type="dxa" w:w="2379"/>
+            <w:tcBorders>
+              <w:top w:val="single" w:sz="4" w:space="0" w:color="9AA4B2"/>
+              <w:left w:val="single" w:sz="4" w:space="0" w:color="9AA4B2"/>
+              <w:bottom w:val="single" w:sz="4" w:space="0" w:color="9AA4B2"/>
+              <w:right w:val="single" w:sz="4" w:space="0" w:color="9AA4B2"/>
+            </w:tcBorders>
+            <w:shd w:fill="1F3A5F" w:val="clear"/>
+          </w:tcPr>
+          <w:p>
+            <w:pPr>
+              <w:spacing w:before="40" w:after="40"/>
+              <w:jc w:val="center"/>
+            </w:pPr>
+            <w:r/>
+            <w:r>
+              <w:rPr>
+                <w:rFonts w:ascii="Times New Roman" w:hAnsi="Times New Roman" w:eastAsia="Times New Roman"/>
+                <w:b/>
+                <w:i w:val="0"/>
+                <w:color w:val="FFFFFF"/>
+                <w:sz w:val="20"/>
+              </w:rPr>
+              <w:t>Species</w:t>
+            </w:r>
+          </w:p>
+        </w:tc>
+        <w:tc>
+          <w:tcPr>
+            <w:tcW w:type="dxa" w:w="2379"/>
+            <w:tcBorders>
+              <w:top w:val="single" w:sz="4" w:space="0" w:color="9AA4B2"/>
+              <w:left w:val="single" w:sz="4" w:space="0" w:color="9AA4B2"/>
+              <w:bottom w:val="single" w:sz="4" w:space="0" w:color="9AA4B2"/>
+              <w:right w:val="single" w:sz="4" w:space="0" w:color="9AA4B2"/>
+            </w:tcBorders>
+            <w:shd w:fill="1F3A5F" w:val="clear"/>
+          </w:tcPr>
+          <w:p>
+            <w:pPr>
+              <w:spacing w:before="40" w:after="40"/>
+              <w:jc w:val="center"/>
+            </w:pPr>
+            <w:r/>
+            <w:r>
+              <w:rPr>
+                <w:rFonts w:ascii="Times New Roman" w:hAnsi="Times New Roman" w:eastAsia="Times New Roman"/>
+                <w:b/>
+                <w:i w:val="0"/>
+                <w:color w:val="FFFFFF"/>
+                <w:sz w:val="20"/>
+              </w:rPr>
+              <w:t>Size</w:t>
+            </w:r>
+          </w:p>
+        </w:tc>
+        <w:tc>
+          <w:tcPr>
+            <w:tcW w:type="dxa" w:w="2379"/>
+            <w:tcBorders>
+              <w:top w:val="single" w:sz="4" w:space="0" w:color="9AA4B2"/>
+              <w:left w:val="single" w:sz="4" w:space="0" w:color="9AA4B2"/>
+              <w:bottom w:val="single" w:sz="4" w:space="0" w:color="9AA4B2"/>
+              <w:right w:val="single" w:sz="4" w:space="0" w:color="9AA4B2"/>
+            </w:tcBorders>
+            <w:shd w:fill="1F3A5F" w:val="clear"/>
+          </w:tcPr>
+          <w:p>
+            <w:pPr>
+              <w:spacing w:before="40" w:after="40"/>
+              <w:jc w:val="center"/>
+            </w:pPr>
+            <w:r/>
+            <w:r>
+              <w:rPr>
+                <w:rFonts w:ascii="Times New Roman" w:hAnsi="Times New Roman" w:eastAsia="Times New Roman"/>
+                <w:b/>
+                <w:i w:val="0"/>
+                <w:color w:val="FFFFFF"/>
+                <w:sz w:val="20"/>
+              </w:rPr>
+              <w:t>Rarity</w:t>
+            </w:r>
+          </w:p>
+        </w:tc>
+        <w:tc>
+          <w:tcPr>
+            <w:tcW w:type="dxa" w:w="2379"/>
+            <w:tcBorders>
+              <w:top w:val="single" w:sz="4" w:space="0" w:color="9AA4B2"/>
+              <w:left w:val="single" w:sz="4" w:space="0" w:color="9AA4B2"/>
+              <w:bottom w:val="single" w:sz="4" w:space="0" w:color="9AA4B2"/>
+              <w:right w:val="single" w:sz="4" w:space="0" w:color="9AA4B2"/>
+            </w:tcBorders>
+            <w:shd w:fill="1F3A5F" w:val="clear"/>
+          </w:tcPr>
+          <w:p>
+            <w:pPr>
+              <w:spacing w:before="40" w:after="40"/>
+              <w:jc w:val="center"/>
+            </w:pPr>
+            <w:r/>
+            <w:r>
+              <w:rPr>
+                <w:rFonts w:ascii="Times New Roman" w:hAnsi="Times New Roman" w:eastAsia="Times New Roman"/>
+                <w:b/>
+                <w:i w:val="0"/>
+                <w:color w:val="FFFFFF"/>
+                <w:sz w:val="20"/>
+              </w:rPr>
+              <w:t>Role in the demo</w:t>
+            </w:r>
+          </w:p>
+        </w:tc>
+      </w:tr>
+      <w:tr>
+        <w:tc>
+          <w:tcPr>
+            <w:tcW w:type="dxa" w:w="2379"/>
+            <w:tcBorders>
+              <w:top w:val="single" w:sz="4" w:space="0" w:color="9AA4B2"/>
+              <w:left w:val="single" w:sz="4" w:space="0" w:color="9AA4B2"/>
+              <w:bottom w:val="single" w:sz="4" w:space="0" w:color="9AA4B2"/>
+              <w:right w:val="single" w:sz="4" w:space="0" w:color="9AA4B2"/>
+            </w:tcBorders>
+            <w:shd w:fill="E8EEF6" w:val="clear"/>
+          </w:tcPr>
+          <w:p>
+            <w:pPr>
+              <w:spacing w:before="40" w:after="40"/>
+              <w:jc w:val="center"/>
+            </w:pPr>
+            <w:r/>
+            <w:r>
+              <w:rPr>
+                <w:rFonts w:ascii="Times New Roman" w:hAnsi="Times New Roman" w:eastAsia="Times New Roman"/>
+                <w:b w:val="0"/>
+                <w:i w:val="0"/>
+                <w:sz w:val="20"/>
+              </w:rPr>
+              <w:t>Bird</w:t>
+            </w:r>
+          </w:p>
+        </w:tc>
+        <w:tc>
+          <w:tcPr>
+            <w:tcW w:type="dxa" w:w="2379"/>
+            <w:tcBorders>
+              <w:top w:val="single" w:sz="4" w:space="0" w:color="9AA4B2"/>
+              <w:left w:val="single" w:sz="4" w:space="0" w:color="9AA4B2"/>
+              <w:bottom w:val="single" w:sz="4" w:space="0" w:color="9AA4B2"/>
+              <w:right w:val="single" w:sz="4" w:space="0" w:color="9AA4B2"/>
+            </w:tcBorders>
+            <w:shd w:fill="E8EEF6" w:val="clear"/>
+          </w:tcPr>
+          <w:p>
+            <w:pPr>
+              <w:spacing w:before="40" w:after="40"/>
+              <w:jc w:val="center"/>
+            </w:pPr>
+            <w:r/>
+            <w:r>
+              <w:rPr>
+                <w:rFonts w:ascii="Times New Roman" w:hAnsi="Times New Roman" w:eastAsia="Times New Roman"/>
+                <w:b w:val="0"/>
+                <w:i w:val="0"/>
+                <w:sz w:val="20"/>
+              </w:rPr>
+              <w:t>Small</w:t>
+            </w:r>
+          </w:p>
+        </w:tc>
+        <w:tc>
+          <w:tcPr>
+            <w:tcW w:type="dxa" w:w="2379"/>
+            <w:tcBorders>
+              <w:top w:val="single" w:sz="4" w:space="0" w:color="9AA4B2"/>
+              <w:left w:val="single" w:sz="4" w:space="0" w:color="9AA4B2"/>
+              <w:bottom w:val="single" w:sz="4" w:space="0" w:color="9AA4B2"/>
+              <w:right w:val="single" w:sz="4" w:space="0" w:color="9AA4B2"/>
+            </w:tcBorders>
+            <w:shd w:fill="E8EEF6" w:val="clear"/>
+          </w:tcPr>
+          <w:p>
+            <w:pPr>
+              <w:spacing w:before="40" w:after="40"/>
+              <w:jc w:val="center"/>
+            </w:pPr>
+            <w:r/>
+            <w:r>
+              <w:rPr>
+                <w:rFonts w:ascii="Times New Roman" w:hAnsi="Times New Roman" w:eastAsia="Times New Roman"/>
+                <w:b w:val="0"/>
+                <w:i w:val="0"/>
+                <w:sz w:val="20"/>
+              </w:rPr>
+              <w:t>Common</w:t>
+            </w:r>
+          </w:p>
+        </w:tc>
+        <w:tc>
+          <w:tcPr>
+            <w:tcW w:type="dxa" w:w="2379"/>
+            <w:tcBorders>
+              <w:top w:val="single" w:sz="4" w:space="0" w:color="9AA4B2"/>
+              <w:left w:val="single" w:sz="4" w:space="0" w:color="9AA4B2"/>
+              <w:bottom w:val="single" w:sz="4" w:space="0" w:color="9AA4B2"/>
+              <w:right w:val="single" w:sz="4" w:space="0" w:color="9AA4B2"/>
+            </w:tcBorders>
+            <w:shd w:fill="E8EEF6" w:val="clear"/>
+          </w:tcPr>
+          <w:p>
+            <w:pPr>
+              <w:spacing w:before="40" w:after="40"/>
+              <w:jc w:val="left"/>
+            </w:pPr>
+            <w:r/>
+            <w:r>
+              <w:rPr>
+                <w:rFonts w:ascii="Times New Roman" w:hAnsi="Times New Roman" w:eastAsia="Times New Roman"/>
+                <w:b w:val="0"/>
+                <w:i w:val="0"/>
+                <w:sz w:val="20"/>
+              </w:rPr>
+              <w:t>Most frequent hunt; small meat; triggers scatter alarm</w:t>
+            </w:r>
+          </w:p>
+        </w:tc>
+      </w:tr>
+      <w:tr>
+        <w:tc>
+          <w:tcPr>
+            <w:tcW w:type="dxa" w:w="2379"/>
+            <w:tcBorders>
+              <w:top w:val="single" w:sz="4" w:space="0" w:color="9AA4B2"/>
+              <w:left w:val="single" w:sz="4" w:space="0" w:color="9AA4B2"/>
+              <w:bottom w:val="single" w:sz="4" w:space="0" w:color="9AA4B2"/>
+              <w:right w:val="single" w:sz="4" w:space="0" w:color="9AA4B2"/>
+            </w:tcBorders>
+            <w:shd w:fill="FFFFFF" w:val="clear"/>
+          </w:tcPr>
+          <w:p>
+            <w:pPr>
+              <w:spacing w:before="40" w:after="40"/>
+              <w:jc w:val="center"/>
+            </w:pPr>
+            <w:r/>
+            <w:r>
+              <w:rPr>
+                <w:rFonts w:ascii="Times New Roman" w:hAnsi="Times New Roman" w:eastAsia="Times New Roman"/>
+                <w:b w:val="0"/>
+                <w:i w:val="0"/>
+                <w:sz w:val="20"/>
+              </w:rPr>
+              <w:t>Deer</w:t>
+            </w:r>
+          </w:p>
+        </w:tc>
+        <w:tc>
+          <w:tcPr>
+            <w:tcW w:type="dxa" w:w="2379"/>
+            <w:tcBorders>
+              <w:top w:val="single" w:sz="4" w:space="0" w:color="9AA4B2"/>
+              <w:left w:val="single" w:sz="4" w:space="0" w:color="9AA4B2"/>
+              <w:bottom w:val="single" w:sz="4" w:space="0" w:color="9AA4B2"/>
+              <w:right w:val="single" w:sz="4" w:space="0" w:color="9AA4B2"/>
+            </w:tcBorders>
+            <w:shd w:fill="FFFFFF" w:val="clear"/>
+          </w:tcPr>
+          <w:p>
+            <w:pPr>
+              <w:spacing w:before="40" w:after="40"/>
+              <w:jc w:val="center"/>
+            </w:pPr>
+            <w:r/>
+            <w:r>
+              <w:rPr>
+                <w:rFonts w:ascii="Times New Roman" w:hAnsi="Times New Roman" w:eastAsia="Times New Roman"/>
+                <w:b w:val="0"/>
+                <w:i w:val="0"/>
+                <w:sz w:val="20"/>
+              </w:rPr>
+              <w:t>Medium</w:t>
+            </w:r>
+          </w:p>
+        </w:tc>
+        <w:tc>
+          <w:tcPr>
+            <w:tcW w:type="dxa" w:w="2379"/>
+            <w:tcBorders>
+              <w:top w:val="single" w:sz="4" w:space="0" w:color="9AA4B2"/>
+              <w:left w:val="single" w:sz="4" w:space="0" w:color="9AA4B2"/>
+              <w:bottom w:val="single" w:sz="4" w:space="0" w:color="9AA4B2"/>
+              <w:right w:val="single" w:sz="4" w:space="0" w:color="9AA4B2"/>
+            </w:tcBorders>
+            <w:shd w:fill="FFFFFF" w:val="clear"/>
+          </w:tcPr>
+          <w:p>
+            <w:pPr>
+              <w:spacing w:before="40" w:after="40"/>
+              <w:jc w:val="center"/>
+            </w:pPr>
+            <w:r/>
+            <w:r>
+              <w:rPr>
+                <w:rFonts w:ascii="Times New Roman" w:hAnsi="Times New Roman" w:eastAsia="Times New Roman"/>
+                <w:b w:val="0"/>
+                <w:i w:val="0"/>
+                <w:sz w:val="20"/>
+              </w:rPr>
+              <w:t>Common</w:t>
+            </w:r>
+          </w:p>
+        </w:tc>
+        <w:tc>
+          <w:tcPr>
+            <w:tcW w:type="dxa" w:w="2379"/>
+            <w:tcBorders>
+              <w:top w:val="single" w:sz="4" w:space="0" w:color="9AA4B2"/>
+              <w:left w:val="single" w:sz="4" w:space="0" w:color="9AA4B2"/>
+              <w:bottom w:val="single" w:sz="4" w:space="0" w:color="9AA4B2"/>
+              <w:right w:val="single" w:sz="4" w:space="0" w:color="9AA4B2"/>
+            </w:tcBorders>
+            <w:shd w:fill="FFFFFF" w:val="clear"/>
+          </w:tcPr>
+          <w:p>
+            <w:pPr>
+              <w:spacing w:before="40" w:after="40"/>
+              <w:jc w:val="left"/>
+            </w:pPr>
+            <w:r/>
+            <w:r>
+              <w:rPr>
+                <w:rFonts w:ascii="Times New Roman" w:hAnsi="Times New Roman" w:eastAsia="Times New Roman"/>
+                <w:b w:val="0"/>
+                <w:i w:val="0"/>
+                <w:sz w:val="20"/>
+              </w:rPr>
+              <w:t>Default prey; moderate loot; flees when alarmed</w:t>
+            </w:r>
+          </w:p>
+        </w:tc>
+      </w:tr>
+      <w:tr>
+        <w:tc>
+          <w:tcPr>
+            <w:tcW w:type="dxa" w:w="2379"/>
+            <w:tcBorders>
+              <w:top w:val="single" w:sz="4" w:space="0" w:color="9AA4B2"/>
+              <w:left w:val="single" w:sz="4" w:space="0" w:color="9AA4B2"/>
+              <w:bottom w:val="single" w:sz="4" w:space="0" w:color="9AA4B2"/>
+              <w:right w:val="single" w:sz="4" w:space="0" w:color="9AA4B2"/>
+            </w:tcBorders>
+            <w:shd w:fill="E8EEF6" w:val="clear"/>
+          </w:tcPr>
+          <w:p>
+            <w:pPr>
+              <w:spacing w:before="40" w:after="40"/>
+              <w:jc w:val="center"/>
+            </w:pPr>
+            <w:r/>
+            <w:r>
+              <w:rPr>
+                <w:rFonts w:ascii="Times New Roman" w:hAnsi="Times New Roman" w:eastAsia="Times New Roman"/>
+                <w:b w:val="0"/>
+                <w:i w:val="0"/>
+                <w:sz w:val="20"/>
+              </w:rPr>
+              <w:t>Deer</w:t>
+            </w:r>
+          </w:p>
+        </w:tc>
+        <w:tc>
+          <w:tcPr>
+            <w:tcW w:type="dxa" w:w="2379"/>
+            <w:tcBorders>
+              <w:top w:val="single" w:sz="4" w:space="0" w:color="9AA4B2"/>
+              <w:left w:val="single" w:sz="4" w:space="0" w:color="9AA4B2"/>
+              <w:bottom w:val="single" w:sz="4" w:space="0" w:color="9AA4B2"/>
+              <w:right w:val="single" w:sz="4" w:space="0" w:color="9AA4B2"/>
+            </w:tcBorders>
+            <w:shd w:fill="E8EEF6" w:val="clear"/>
+          </w:tcPr>
+          <w:p>
+            <w:pPr>
+              <w:spacing w:before="40" w:after="40"/>
+              <w:jc w:val="center"/>
+            </w:pPr>
+            <w:r/>
+            <w:r>
+              <w:rPr>
+                <w:rFonts w:ascii="Times New Roman" w:hAnsi="Times New Roman" w:eastAsia="Times New Roman"/>
+                <w:b w:val="0"/>
+                <w:i w:val="0"/>
+                <w:sz w:val="20"/>
+              </w:rPr>
+              <w:t>Medium</w:t>
+            </w:r>
+          </w:p>
+        </w:tc>
+        <w:tc>
+          <w:tcPr>
+            <w:tcW w:type="dxa" w:w="2379"/>
+            <w:tcBorders>
+              <w:top w:val="single" w:sz="4" w:space="0" w:color="9AA4B2"/>
+              <w:left w:val="single" w:sz="4" w:space="0" w:color="9AA4B2"/>
+              <w:bottom w:val="single" w:sz="4" w:space="0" w:color="9AA4B2"/>
+              <w:right w:val="single" w:sz="4" w:space="0" w:color="9AA4B2"/>
+            </w:tcBorders>
+            <w:shd w:fill="E8EEF6" w:val="clear"/>
+          </w:tcPr>
+          <w:p>
+            <w:pPr>
+              <w:spacing w:before="40" w:after="40"/>
+              <w:jc w:val="center"/>
+            </w:pPr>
+            <w:r/>
+            <w:r>
+              <w:rPr>
+                <w:rFonts w:ascii="Times New Roman" w:hAnsi="Times New Roman" w:eastAsia="Times New Roman"/>
+                <w:b w:val="0"/>
+                <w:i w:val="0"/>
+                <w:sz w:val="20"/>
+              </w:rPr>
+              <w:t>Uncommon</w:t>
+            </w:r>
+          </w:p>
+        </w:tc>
+        <w:tc>
+          <w:tcPr>
+            <w:tcW w:type="dxa" w:w="2379"/>
+            <w:tcBorders>
+              <w:top w:val="single" w:sz="4" w:space="0" w:color="9AA4B2"/>
+              <w:left w:val="single" w:sz="4" w:space="0" w:color="9AA4B2"/>
+              <w:bottom w:val="single" w:sz="4" w:space="0" w:color="9AA4B2"/>
+              <w:right w:val="single" w:sz="4" w:space="0" w:color="9AA4B2"/>
+            </w:tcBorders>
+            <w:shd w:fill="E8EEF6" w:val="clear"/>
+          </w:tcPr>
+          <w:p>
+            <w:pPr>
+              <w:spacing w:before="40" w:after="40"/>
+              <w:jc w:val="left"/>
+            </w:pPr>
+            <w:r/>
+            <w:r>
+              <w:rPr>
+                <w:rFonts w:ascii="Times New Roman" w:hAnsi="Times New Roman" w:eastAsia="Times New Roman"/>
+                <w:b w:val="0"/>
+                <w:i w:val="0"/>
+                <w:sz w:val="20"/>
+              </w:rPr>
+              <w:t>Less common deer; slightly better drops</w:t>
+            </w:r>
+          </w:p>
+        </w:tc>
+      </w:tr>
+      <w:tr>
+        <w:tc>
+          <w:tcPr>
+            <w:tcW w:type="dxa" w:w="2379"/>
+            <w:tcBorders>
+              <w:top w:val="single" w:sz="4" w:space="0" w:color="9AA4B2"/>
+              <w:left w:val="single" w:sz="4" w:space="0" w:color="9AA4B2"/>
+              <w:bottom w:val="single" w:sz="4" w:space="0" w:color="9AA4B2"/>
+              <w:right w:val="single" w:sz="4" w:space="0" w:color="9AA4B2"/>
+            </w:tcBorders>
+            <w:shd w:fill="FFFFFF" w:val="clear"/>
+          </w:tcPr>
+          <w:p>
+            <w:pPr>
+              <w:spacing w:before="40" w:after="40"/>
+              <w:jc w:val="center"/>
+            </w:pPr>
+            <w:r/>
+            <w:r>
+              <w:rPr>
+                <w:rFonts w:ascii="Times New Roman" w:hAnsi="Times New Roman" w:eastAsia="Times New Roman"/>
+                <w:b w:val="0"/>
+                <w:i w:val="0"/>
+                <w:sz w:val="20"/>
+              </w:rPr>
+              <w:t>Bear</w:t>
+            </w:r>
+          </w:p>
+        </w:tc>
+        <w:tc>
+          <w:tcPr>
+            <w:tcW w:type="dxa" w:w="2379"/>
+            <w:tcBorders>
+              <w:top w:val="single" w:sz="4" w:space="0" w:color="9AA4B2"/>
+              <w:left w:val="single" w:sz="4" w:space="0" w:color="9AA4B2"/>
+              <w:bottom w:val="single" w:sz="4" w:space="0" w:color="9AA4B2"/>
+              <w:right w:val="single" w:sz="4" w:space="0" w:color="9AA4B2"/>
+            </w:tcBorders>
+            <w:shd w:fill="FFFFFF" w:val="clear"/>
+          </w:tcPr>
+          <w:p>
+            <w:pPr>
+              <w:spacing w:before="40" w:after="40"/>
+              <w:jc w:val="center"/>
+            </w:pPr>
+            <w:r/>
+            <w:r>
+              <w:rPr>
+                <w:rFonts w:ascii="Times New Roman" w:hAnsi="Times New Roman" w:eastAsia="Times New Roman"/>
+                <w:b w:val="0"/>
+                <w:i w:val="0"/>
+                <w:sz w:val="20"/>
+              </w:rPr>
+              <w:t>Large</w:t>
+            </w:r>
+          </w:p>
+        </w:tc>
+        <w:tc>
+          <w:tcPr>
+            <w:tcW w:type="dxa" w:w="2379"/>
+            <w:tcBorders>
+              <w:top w:val="single" w:sz="4" w:space="0" w:color="9AA4B2"/>
+              <w:left w:val="single" w:sz="4" w:space="0" w:color="9AA4B2"/>
+              <w:bottom w:val="single" w:sz="4" w:space="0" w:color="9AA4B2"/>
+              <w:right w:val="single" w:sz="4" w:space="0" w:color="9AA4B2"/>
+            </w:tcBorders>
+            <w:shd w:fill="FFFFFF" w:val="clear"/>
+          </w:tcPr>
+          <w:p>
+            <w:pPr>
+              <w:spacing w:before="40" w:after="40"/>
+              <w:jc w:val="center"/>
+            </w:pPr>
+            <w:r/>
+            <w:r>
+              <w:rPr>
+                <w:rFonts w:ascii="Times New Roman" w:hAnsi="Times New Roman" w:eastAsia="Times New Roman"/>
+                <w:b w:val="0"/>
+                <w:i w:val="0"/>
+                <w:sz w:val="20"/>
+              </w:rPr>
+              <w:t>Rare</w:t>
+            </w:r>
+          </w:p>
+        </w:tc>
+        <w:tc>
+          <w:tcPr>
+            <w:tcW w:type="dxa" w:w="2379"/>
+            <w:tcBorders>
+              <w:top w:val="single" w:sz="4" w:space="0" w:color="9AA4B2"/>
+              <w:left w:val="single" w:sz="4" w:space="0" w:color="9AA4B2"/>
+              <w:bottom w:val="single" w:sz="4" w:space="0" w:color="9AA4B2"/>
+              <w:right w:val="single" w:sz="4" w:space="0" w:color="9AA4B2"/>
+            </w:tcBorders>
+            <w:shd w:fill="FFFFFF" w:val="clear"/>
+          </w:tcPr>
+          <w:p>
+            <w:pPr>
+              <w:spacing w:before="40" w:after="40"/>
+              <w:jc w:val="left"/>
+            </w:pPr>
+            <w:r/>
+            <w:r>
+              <w:rPr>
+                <w:rFonts w:ascii="Times New Roman" w:hAnsi="Times New Roman" w:eastAsia="Times New Roman"/>
+                <w:b w:val="0"/>
+                <w:i w:val="0"/>
+                <w:sz w:val="20"/>
+              </w:rPr>
+              <w:t>Harder fight; more meat; may leave tracks</w:t>
+            </w:r>
+          </w:p>
+        </w:tc>
+      </w:tr>
+      <w:tr>
+        <w:tc>
+          <w:tcPr>
+            <w:tcW w:type="dxa" w:w="2379"/>
+            <w:tcBorders>
+              <w:top w:val="single" w:sz="4" w:space="0" w:color="9AA4B2"/>
+              <w:left w:val="single" w:sz="4" w:space="0" w:color="9AA4B2"/>
+              <w:bottom w:val="single" w:sz="4" w:space="0" w:color="9AA4B2"/>
+              <w:right w:val="single" w:sz="4" w:space="0" w:color="9AA4B2"/>
+            </w:tcBorders>
+            <w:shd w:fill="E8EEF6" w:val="clear"/>
+          </w:tcPr>
+          <w:p>
+            <w:pPr>
+              <w:spacing w:before="40" w:after="40"/>
+              <w:jc w:val="center"/>
+            </w:pPr>
+            <w:r/>
+            <w:r>
+              <w:rPr>
+                <w:rFonts w:ascii="Times New Roman" w:hAnsi="Times New Roman" w:eastAsia="Times New Roman"/>
+                <w:b w:val="0"/>
+                <w:i w:val="0"/>
+                <w:sz w:val="20"/>
+              </w:rPr>
+              <w:t>Bear</w:t>
+            </w:r>
+          </w:p>
+        </w:tc>
+        <w:tc>
+          <w:tcPr>
+            <w:tcW w:type="dxa" w:w="2379"/>
+            <w:tcBorders>
+              <w:top w:val="single" w:sz="4" w:space="0" w:color="9AA4B2"/>
+              <w:left w:val="single" w:sz="4" w:space="0" w:color="9AA4B2"/>
+              <w:bottom w:val="single" w:sz="4" w:space="0" w:color="9AA4B2"/>
+              <w:right w:val="single" w:sz="4" w:space="0" w:color="9AA4B2"/>
+            </w:tcBorders>
+            <w:shd w:fill="E8EEF6" w:val="clear"/>
+          </w:tcPr>
+          <w:p>
+            <w:pPr>
+              <w:spacing w:before="40" w:after="40"/>
+              <w:jc w:val="center"/>
+            </w:pPr>
+            <w:r/>
+            <w:r>
+              <w:rPr>
+                <w:rFonts w:ascii="Times New Roman" w:hAnsi="Times New Roman" w:eastAsia="Times New Roman"/>
+                <w:b w:val="0"/>
+                <w:i w:val="0"/>
+                <w:sz w:val="20"/>
+              </w:rPr>
+              <w:t>Large</w:t>
+            </w:r>
+          </w:p>
+        </w:tc>
+        <w:tc>
+          <w:tcPr>
+            <w:tcW w:type="dxa" w:w="2379"/>
+            <w:tcBorders>
+              <w:top w:val="single" w:sz="4" w:space="0" w:color="9AA4B2"/>
+              <w:left w:val="single" w:sz="4" w:space="0" w:color="9AA4B2"/>
+              <w:bottom w:val="single" w:sz="4" w:space="0" w:color="9AA4B2"/>
+              <w:right w:val="single" w:sz="4" w:space="0" w:color="9AA4B2"/>
+            </w:tcBorders>
+            <w:shd w:fill="E8EEF6" w:val="clear"/>
+          </w:tcPr>
+          <w:p>
+            <w:pPr>
+              <w:spacing w:before="40" w:after="40"/>
+              <w:jc w:val="center"/>
+            </w:pPr>
+            <w:r/>
+            <w:r>
+              <w:rPr>
+                <w:rFonts w:ascii="Times New Roman" w:hAnsi="Times New Roman" w:eastAsia="Times New Roman"/>
+                <w:b w:val="0"/>
+                <w:i w:val="0"/>
+                <w:sz w:val="20"/>
+              </w:rPr>
+              <w:t>Legendary</w:t>
+            </w:r>
+          </w:p>
+        </w:tc>
+        <w:tc>
+          <w:tcPr>
+            <w:tcW w:type="dxa" w:w="2379"/>
+            <w:tcBorders>
+              <w:top w:val="single" w:sz="4" w:space="0" w:color="9AA4B2"/>
+              <w:left w:val="single" w:sz="4" w:space="0" w:color="9AA4B2"/>
+              <w:bottom w:val="single" w:sz="4" w:space="0" w:color="9AA4B2"/>
+              <w:right w:val="single" w:sz="4" w:space="0" w:color="9AA4B2"/>
+            </w:tcBorders>
+            <w:shd w:fill="E8EEF6" w:val="clear"/>
+          </w:tcPr>
+          <w:p>
+            <w:pPr>
+              <w:spacing w:before="40" w:after="40"/>
+              <w:jc w:val="left"/>
+            </w:pPr>
+            <w:r/>
+            <w:r>
+              <w:rPr>
+                <w:rFonts w:ascii="Times New Roman" w:hAnsi="Times New Roman" w:eastAsia="Times New Roman"/>
+                <w:b w:val="0"/>
+                <w:i w:val="0"/>
+                <w:sz w:val="20"/>
+              </w:rPr>
+              <w:t>Very rare “wow” hunt; tracks; rival trader may compete</w:t>
+            </w:r>
+          </w:p>
+        </w:tc>
+      </w:tr>
+    </w:tbl>
     <w:p>
       <w:pPr>
         <w:spacing w:before="160" w:after="80"/>
@@ -1599,7 +2331,7 @@
                 <w:i w:val="0"/>
                 <w:sz w:val="20"/>
               </w:rPr>
-              <w:t>Animal types (birds, deer, rare large animals), loot drops</w:t>
+              <w:t>Animal (Species, Size, Rarity), spawn weights, loot tables</w:t>
             </w:r>
           </w:p>
         </w:tc>
@@ -1627,7 +2359,7 @@
                 <w:i w:val="0"/>
                 <w:sz w:val="20"/>
               </w:rPr>
-              <w:t>Spawn by rarity; scatter/flee on shots; drop meat; legendary rare spawn</w:t>
+              <w:t>Composable stats per entity; scatter/flee on shots; legendary = high Rarity</w:t>
             </w:r>
           </w:p>
         </w:tc>
